--- a/LLDD/word/Jobs/LLDD-BE-Job-7-SyncCompetitorToDocument.docx
+++ b/LLDD/word/Jobs/LLDD-BE-Job-7-SyncCompetitorToDocument.docx
@@ -1592,7 +1592,16 @@
         <w:t>@Cron</w:t>
       </w:r>
       <w:r>
-        <w:t xml:space="preserve">) · ทุก job ถูกบันทึกลง </w:t>
+        <w:t xml:space="preserve">) — </w:t>
+      </w:r>
+      <w:r>
+        <w:rPr>
+          <w:b/>
+        </w:rPr>
+        <w:t>ยกเว้น job ที่เป็น event-driven (ดูหัวข้อ Config Schema ของ job นั้น) ซึ่งห้ามตั้ง schedule</w:t>
+      </w:r>
+      <w:r>
+        <w:t xml:space="preserve"> · ทุก job ถูกบันทึกลง </w:t>
       </w:r>
       <w:r>
         <w:rPr>
@@ -6916,7 +6925,7 @@
                 <w:rFonts w:ascii="Arial" w:hAnsi="Arial" w:eastAsia="Arial" w:cs="Tahoma"/>
                 <w:sz w:val="18"/>
               </w:rPr>
-              <w:t>ไม่มีตาราง job_run_histories แล้ว · ไฟล์/ACK ดูที่ sgi_interface_transactions</w:t>
+              <w:t>ไม่มีตาราง job_run_histories แล้ว · ผลการรับส่งไฟล์/ข้อความดูที่ sgi_interface_transactions</w:t>
             </w:r>
           </w:p>
         </w:tc>
@@ -7607,16 +7616,34 @@
         <w:t>publishMessage</w:t>
       </w:r>
       <w:r>
-        <w:t xml:space="preserve"> เป็น fire-and-forget ไม่มี publisher confirm/outbox — งานที่ต้องการ </w:t>
+        <w:t xml:space="preserve"> เป็น fire-and-forget </w:t>
       </w:r>
       <w:r>
         <w:rPr>
           <w:b/>
         </w:rPr>
-        <w:t>transactional outbox + ACK</w:t>
+        <w:t>ไม่มี publisher confirm และไม่มี outbox</w:t>
       </w:r>
       <w:r>
-        <w:t xml:space="preserve"> (Job 6) ต้องสร้างกลไกเพิ่ม ไม่ใช่ reuse ตรง ๆ (4) ยังไม่มี entity/ตาราง </w:t>
+        <w:t xml:space="preserve"> — งานที่ต้องการ </w:t>
+      </w:r>
+      <w:r>
+        <w:rPr>
+          <w:b/>
+        </w:rPr>
+        <w:t>transactional outbox + publisher confirm</w:t>
+      </w:r>
+      <w:r>
+        <w:t xml:space="preserve"> (Job 6 · และ </w:t>
+      </w:r>
+      <w:r>
+        <w:rPr>
+          <w:rFonts w:ascii="Courier New" w:hAnsi="Courier New" w:eastAsia="Courier New" w:cs="Tahoma"/>
+        </w:rPr>
+        <w:t>sgi_reflow</w:t>
+      </w:r>
+      <w:r>
+        <w:t xml:space="preserve"> ฝั่ง BE) ต้องสร้างกลไกเพิ่มเอง ไม่ใช่ reuse ได้เลย · ⚠️ ไม่มี ACK ระดับธุรกิจให้รอ (มติ 2026-09-08 ข้อ 2.13) (4) ยังไม่มี entity/ตาราง </w:t>
       </w:r>
       <w:r>
         <w:rPr>
@@ -10565,7 +10592,7 @@
         <w:br/>
         <w:t>-- [W] sgi_interface_transactions : tracking ภายใน: direction=INTERNAL · status=COMPLETED (ไม่มี ACK ให้รอเพราะเขียน DB ตรง)</w:t>
         <w:br/>
-        <w:t>-- TODO: บันทึก ACK ระดับ record ของไฟล์ interface (แทน job_run_histories ที่ยกเลิกไปแล้ว)</w:t>
+        <w:t>-- บันทึกผลการรับส่งระดับ record ของ interface (แทน job_run_histories ที่ยกเลิกไปแล้ว)</w:t>
         <w:br/>
         <w:t>INSERT INTO sgi_interface_transactions</w:t>
         <w:br/>

--- a/LLDD/word/Jobs/LLDD-BE-Job-7-SyncCompetitorToDocument.docx
+++ b/LLDD/word/Jobs/LLDD-BE-Job-7-SyncCompetitorToDocument.docx
@@ -1767,7 +1767,7 @@
       <w:r>
         <w:drawing>
           <wp:inline xmlns:a="http://schemas.openxmlformats.org/drawingml/2006/main" xmlns:pic="http://schemas.openxmlformats.org/drawingml/2006/picture">
-            <wp:extent cx="5669280" cy="3257057"/>
+            <wp:extent cx="5669280" cy="3049386"/>
             <wp:docPr id="2" name="Picture 2"/>
             <wp:cNvGraphicFramePr>
               <a:graphicFrameLocks noChangeAspect="1"/>
@@ -1788,7 +1788,7 @@
                   <pic:spPr>
                     <a:xfrm>
                       <a:off x="0" y="0"/>
-                      <a:ext cx="5669280" cy="3257057"/>
+                      <a:ext cx="5669280" cy="3049386"/>
                     </a:xfrm>
                     <a:prstGeom prst="rect"/>
                   </pic:spPr>
@@ -1979,7 +1979,7 @@
                 <w:rFonts w:ascii="Arial" w:hAnsi="Arial" w:eastAsia="Arial" w:cs="Tahoma"/>
                 <w:sz w:val="18"/>
               </w:rPr>
-              <w:t>30 17 7-31 * *</w:t>
+              <w:t>0 18 7-31 * *</w:t>
             </w:r>
           </w:p>
         </w:tc>
@@ -2029,7 +2029,15 @@
                 <w:rFonts w:ascii="Arial" w:hAnsi="Arial" w:eastAsia="Arial" w:cs="Tahoma"/>
                 <w:sz w:val="18"/>
               </w:rPr>
-              <w:t>ใช้รอบเดิม แต่ปลายทางเป็น DB ภายใน</w:t>
+              <w:t xml:space="preserve">เหลื่อมหลัง Job 8 (17:30) เพราะต้องรอ doc_no · </w:t>
+            </w:r>
+            <w:r>
+              <w:rPr>
+                <w:rFonts w:ascii="Arial" w:hAnsi="Arial" w:eastAsia="Arial" w:cs="Tahoma"/>
+                <w:b/>
+                <w:sz w:val="18"/>
+              </w:rPr>
+              <w:t>เวลาเหลื่อมไม่ใช่การรับประกัน — ต้องตั้ง dependency ที่ AWS Batch</w:t>
             </w:r>
           </w:p>
         </w:tc>
@@ -2134,7 +2142,7 @@
                 <w:rFonts w:ascii="Arial" w:hAnsi="Arial" w:eastAsia="Arial" w:cs="Tahoma"/>
                 <w:sz w:val="18"/>
               </w:rPr>
-              <w:t>upsert ด้วย doc_no / competitor_code / source_system=ALM</w:t>
+              <w:t>upsert ด้วย doc_no / competitor_store_code · source_system = ALLMAP (ค่า canonical ค่าเดียวทั้งระบบ)</w:t>
             </w:r>
           </w:p>
         </w:tc>
@@ -3335,7 +3343,22 @@
                 <w:rFonts w:ascii="Arial" w:hAnsi="Arial" w:eastAsia="Arial" w:cs="Tahoma"/>
                 <w:sz w:val="18"/>
               </w:rPr>
-              <w:t>UNIQUE(doc_no,competitor_code); upsert และ prune เฉพาะ source_system=ALLMAP ให้ target ตรง source ปัจจุบันโดยไม่ลบแถว USER</w:t>
+              <w:t xml:space="preserve">UNIQUE(doc_no,competitor_store_code) — </w:t>
+            </w:r>
+            <w:r>
+              <w:rPr>
+                <w:rFonts w:ascii="Arial" w:hAnsi="Arial" w:eastAsia="Arial" w:cs="Tahoma"/>
+                <w:b/>
+                <w:sz w:val="18"/>
+              </w:rPr>
+              <w:t>คีย์เป็นสาขา ไม่ใช่แบรนด์</w:t>
+            </w:r>
+            <w:r>
+              <w:rPr>
+                <w:rFonts w:ascii="Arial" w:hAnsi="Arial" w:eastAsia="Arial" w:cs="Tahoma"/>
+                <w:sz w:val="18"/>
+              </w:rPr>
+              <w:t xml:space="preserve"> (แก้ 2026-09-09); upsert และ prune เฉพาะ source_system=ALLMAP ให้ target ตรง source ปัจจุบันโดยไม่ลบแถว USER</w:t>
             </w:r>
           </w:p>
         </w:tc>
@@ -3865,7 +3888,25 @@
     <w:p/>
     <w:p>
       <w:r>
-        <w:t>Line ranges refer to the legacy Java implementation under /Users/bank_mac/gosoft/java/SBP/fcsJar. Use these ranges to preserve business behavior while implementing the target Node job.</w:t>
+        <w:t xml:space="preserve">Line ranges refer to the legacy Java implementation under </w:t>
+      </w:r>
+      <w:r>
+        <w:rPr>
+          <w:rFonts w:ascii="Courier New" w:hAnsi="Courier New" w:eastAsia="Courier New" w:cs="Tahoma"/>
+        </w:rPr>
+        <w:t>batchjob/fcsJar/</w:t>
+      </w:r>
+      <w:r>
+        <w:t xml:space="preserve"> (path นับจากราก </w:t>
+      </w:r>
+      <w:r>
+        <w:rPr>
+          <w:rFonts w:ascii="Courier New" w:hAnsi="Courier New" w:eastAsia="Courier New" w:cs="Tahoma"/>
+        </w:rPr>
+        <w:t>sbp-prototype/</w:t>
+      </w:r>
+      <w:r>
+        <w:t>). Use these ranges to preserve business behavior while implementing the target Node job.</w:t>
       </w:r>
     </w:p>
     <w:p>
@@ -4044,7 +4085,22 @@
                 <w:rFonts w:ascii="Arial" w:hAnsi="Arial" w:eastAsia="Arial" w:cs="Tahoma"/>
                 <w:sz w:val="18"/>
               </w:rPr>
-              <w:t>UNIQUE(doc_no,competitor_code); upsert และ prune เฉพาะ source_system=ALLMAP ให้ target ตรง source ปัจจุบันโดยไม่ลบแถว USER</w:t>
+              <w:t xml:space="preserve">UNIQUE(doc_no,competitor_store_code) — </w:t>
+            </w:r>
+            <w:r>
+              <w:rPr>
+                <w:rFonts w:ascii="Arial" w:hAnsi="Arial" w:eastAsia="Arial" w:cs="Tahoma"/>
+                <w:b/>
+                <w:sz w:val="18"/>
+              </w:rPr>
+              <w:t>คีย์เป็นสาขา ไม่ใช่แบรนด์</w:t>
+            </w:r>
+            <w:r>
+              <w:rPr>
+                <w:rFonts w:ascii="Arial" w:hAnsi="Arial" w:eastAsia="Arial" w:cs="Tahoma"/>
+                <w:sz w:val="18"/>
+              </w:rPr>
+              <w:t xml:space="preserve"> (แก้ 2026-09-09); upsert และ prune เฉพาะ source_system=ALLMAP ให้ target ตรง source ปัจจุบันโดยไม่ลบแถว USER</w:t>
             </w:r>
           </w:p>
         </w:tc>
@@ -4184,7 +4240,11 @@
         </w:rPr>
         <w:t>-- bind ตามลำดับ: $1=period_key</w:t>
         <w:br/>
-        <w:t>SELECT d.doc_no, c.competitor_code, c.name_th, c.branch_th, c.opened_date, c.closed_date</w:t>
+        <w:t>-- คัดลอกทั้ง "รหัสสาขา" และ "รหัสแบรนด์" — คัดลอกอย่างใดอย่างหนึ่งข้อมูลจะหาย</w:t>
+        <w:br/>
+        <w:t>SELECT d.doc_no, c.competitor_store_code, c.brand_code, c.name_th, c.name_en, c.branch_th,</w:t>
+        <w:br/>
+        <w:t xml:space="preserve">       c.zone_code, c.subzone_code, c.opened_date, c.closed_date</w:t>
         <w:br/>
         <w:t>FROM sgi_fgi_impact_competitors c</w:t>
         <w:br/>
@@ -4214,17 +4274,25 @@
           <w:rFonts w:ascii="Courier New" w:hAnsi="Courier New" w:eastAsia="Courier New" w:cs="Tahoma"/>
           <w:sz w:val="16"/>
         </w:rPr>
-        <w:t>-- bind ตามลำดับ: $1=doc_no · $2=competitor_code · $3=name_th · $4=branch_th · $5=opened_date · $6=closed_date · $7=period_key</w:t>
+        <w:t>-- bind ตามลำดับ: $1=doc_no · $2=competitor_store_code · $3=brand_code · $4=name_th · $5=name_en · $6=branch_th · $7=zone_code · $8=subzone_code · $9=opened_date · $10=closed_date · $11=period_key</w:t>
         <w:br/>
         <w:t>INSERT INTO sgi_document_competitors</w:t>
         <w:br/>
-        <w:t xml:space="preserve">    (doc_no, competitor_code, name_th, branch_th, opened_date, closed_date, source_system, updated_at)</w:t>
-        <w:br/>
-        <w:t>VALUES ($1 /* doc_no */, $2 /* competitor_code */, $3 /* name_th */, $4 /* branch_th */, $5 /* opened_date */, $6 /* closed_date */, 'ALLMAP', CURRENT_TIMESTAMP)</w:t>
-        <w:br/>
-        <w:t>ON CONFLICT (doc_no, competitor_code)</w:t>
-        <w:br/>
-        <w:t>DO UPDATE SET name_th = EXCLUDED.name_th, branch_th = EXCLUDED.branch_th,</w:t>
+        <w:t xml:space="preserve">    (doc_no, competitor_store_code, brand_code, name_th, name_en, branch_th,</w:t>
+        <w:br/>
+        <w:t xml:space="preserve">     zone_code, subzone_code, opened_date, closed_date, source_system, updated_at)</w:t>
+        <w:br/>
+        <w:t>VALUES ($1 /* doc_no */, $2 /* competitor_store_code */, $3 /* brand_code */, $4 /* name_th */, $5 /* name_en */, $6 /* branch_th */,</w:t>
+        <w:br/>
+        <w:t xml:space="preserve">        $7 /* zone_code */, $8 /* subzone_code */, $9 /* opened_date */, $10 /* closed_date */, 'ALLMAP', CURRENT_TIMESTAMP)</w:t>
+        <w:br/>
+        <w:t>ON CONFLICT (doc_no, competitor_store_code)</w:t>
+        <w:br/>
+        <w:t>DO UPDATE SET brand_code = EXCLUDED.brand_code, name_th = EXCLUDED.name_th,</w:t>
+        <w:br/>
+        <w:t xml:space="preserve">              name_en = EXCLUDED.name_en, branch_th = EXCLUDED.branch_th,</w:t>
+        <w:br/>
+        <w:t xml:space="preserve">              zone_code = EXCLUDED.zone_code, subzone_code = EXCLUDED.subzone_code,</w:t>
         <w:br/>
         <w:t xml:space="preserve">              opened_date = EXCLUDED.opened_date, closed_date = EXCLUDED.closed_date,</w:t>
         <w:br/>
@@ -4247,9 +4315,9 @@
         <w:br/>
         <w:t xml:space="preserve">      WHERE d.doc_no = dc.doc_no</w:t>
         <w:br/>
-        <w:t xml:space="preserve">        AND src.period_key = $7 /* period_key */</w:t>
-        <w:br/>
-        <w:t xml:space="preserve">        AND src.competitor_code = dc.competitor_code</w:t>
+        <w:t xml:space="preserve">        AND src.period_key = $11 /* period_key */</w:t>
+        <w:br/>
+        <w:t xml:space="preserve">        AND src.competitor_store_code IS NOT DISTINCT FROM dc.competitor_store_code</w:t>
         <w:br/>
         <w:t xml:space="preserve">  );</w:t>
       </w:r>
@@ -6086,7 +6154,7 @@
                 <w:rFonts w:ascii="Courier New" w:hAnsi="Courier New" w:eastAsia="Courier New" w:cs="Tahoma"/>
                 <w:sz w:val="18"/>
               </w:rPr>
-              <w:t>UNIQUE (doc_no, competitor_code)</w:t>
+              <w:t>UNIQUE (doc_no, competitor_store_code)</w:t>
             </w:r>
           </w:p>
         </w:tc>
@@ -8099,7 +8167,7 @@
                 <w:b/>
                 <w:sz w:val="18"/>
               </w:rPr>
-              <w:t>เพิ่ม `case 'sgi-job-7-sync-competitor-to-document':`</w:t>
+              <w:t>เพิ่ม `case 'sgi-sync-competitor-to-document':`</w:t>
             </w:r>
             <w:r>
               <w:rPr>
@@ -8316,7 +8384,7 @@
         <w:pageBreakBefore w:val="0"/>
       </w:pPr>
       <w:r>
-        <w:t>การลงทะเบียนใน `src/main.ts` (job `sgi-job-7-sync-competitor-to-document`)</w:t>
+        <w:t>การลงทะเบียนใน `src/main.ts` (job `sgi-sync-competitor-to-document`)</w:t>
       </w:r>
     </w:p>
     <w:p>
@@ -8331,7 +8399,7 @@
         </w:rPr>
         <w:t>// src/main.ts — เพิ่มเคสนี้ในสวิตช์เดิม (เรียงต่อจาก job ของ SGI ตัวก่อนหน้า)</w:t>
         <w:br/>
-        <w:t xml:space="preserve">      case 'sgi-job-7-sync-competitor-to-document': {</w:t>
+        <w:t xml:space="preserve">      case 'sgi-sync-competitor-to-document': {</w:t>
         <w:br/>
         <w:t xml:space="preserve">        const { SyncCompetitorToDocumentService } = await import('./modules/sgi/job-7-sync-competitor-to-document.service');</w:t>
         <w:br/>
@@ -8358,7 +8426,7 @@
         <w:rPr>
           <w:rFonts w:ascii="Courier New" w:hAnsi="Courier New" w:eastAsia="Courier New" w:cs="Tahoma"/>
         </w:rPr>
-        <w:t>StatementService.logInterfest('sgi-job-7-sync-competitor-to-document', input)</w:t>
+        <w:t>StatementService.logInterfest('sgi-sync-competitor-to-document', input)</w:t>
       </w:r>
       <w:r>
         <w:t xml:space="preserve"> ให้อยู่แล้วก่อนเข้าสวิตช์ → </w:t>
@@ -8422,10 +8490,19 @@
         <w:rPr>
           <w:rFonts w:ascii="Courier New" w:hAnsi="Courier New" w:eastAsia="Courier New" w:cs="Tahoma"/>
         </w:rPr>
-        <w:t>30 17 7-31 * *</w:t>
+        <w:t>0 18 7-31 * *</w:t>
       </w:r>
       <w:r>
-        <w:t xml:space="preserve"> (วันที่ 7–31 เวลา 17:30) — ⚠️ </w:t>
+        <w:t xml:space="preserve"> (วันที่ 7–31 เวลา 18:00 — </w:t>
+      </w:r>
+      <w:r>
+        <w:rPr>
+          <w:b/>
+        </w:rPr>
+        <w:t>เหลื่อมหลัง Job 8 (17:30) เพราะต้องรอ doc_no</w:t>
+      </w:r>
+      <w:r>
+        <w:t xml:space="preserve"> · ⚠️ ต้องตั้ง dependency ที่ AWS Batch) — ⚠️ </w:t>
       </w:r>
       <w:r>
         <w:rPr>
@@ -8508,11 +8585,7 @@
         <w:br/>
         <w:t xml:space="preserve">  cron: string;</w:t>
         <w:br/>
-        <w:t xml:space="preserve">  /** กำหนดการรัน (Cron) — ใช้รอบเดิม แต่ปลายทางเป็น DB ภายใน */</w:t>
-        <w:br/>
-        <w:t xml:space="preserve">  cron: string;</w:t>
-        <w:br/>
-        <w:t xml:space="preserve">  /** Target table — upsert ด้วย doc_no / competitor_code / source_system=ALM */</w:t>
+        <w:t xml:space="preserve">  /** Target table — upsert ด้วย doc_no / competitor_store_code · source_system = ALLMAP (ค่า canonical ค่าเดียวทั้งระบบ) */</w:t>
         <w:br/>
         <w:t xml:space="preserve">  targetTable: string;</w:t>
         <w:br/>
@@ -8537,9 +8610,7 @@
         <w:br/>
         <w:t xml:space="preserve">  enabled = (process.env.SGI_JOB7_ENABLED ?? 'true') === 'true';</w:t>
         <w:br/>
-        <w:t xml:space="preserve">  cron = process.env.SGI_JOB7_CRON ?? '30 17 7-31 * *';</w:t>
-        <w:br/>
-        <w:t xml:space="preserve">  cron = process.env.SGI_JOB7_CRON ?? '30 17 7-31 * *'; // TODO: แก้ผ่าน env/config file แล้ว deploy</w:t>
+        <w:t xml:space="preserve">  cron = process.env.SGI_JOB7_CRON ?? '0 18 7-31 * *';</w:t>
         <w:br/>
         <w:t xml:space="preserve">  targetTable = process.env.SGI_JOB7_TARGET_TABLE ?? 'sgi_document_competitors'; // TODO: ค่าคงที่ทางธุรกิจ — เปลี่ยนต้องผ่านการอนุมัติ</w:t>
         <w:br/>
@@ -9331,7 +9402,7 @@
                 <w:rFonts w:ascii="Arial" w:hAnsi="Arial" w:eastAsia="Arial" w:cs="Tahoma"/>
                 <w:sz w:val="18"/>
               </w:rPr>
-              <w:t>[err] คงสถานะรอ sync / log pending</w:t>
+              <w:t>[บันทึกผลแล้วไป record ถัดไป] คงสถานะรอ sync / log pending</w:t>
             </w:r>
           </w:p>
         </w:tc>
@@ -9775,7 +9846,9 @@
         <w:br/>
         <w:t xml:space="preserve">    const startedAt = Date.now();</w:t>
         <w:br/>
-        <w:t xml:space="preserve">    // TODO: state ถือ counter (read/written/skipped/rejected) และค่าจาก job7Config</w:t>
+        <w:t xml:space="preserve">    // TODO: state ถือ candidates ที่อ่านมา + counter (read/written/skipped/rejected/marked)</w:t>
+        <w:br/>
+        <w:t xml:space="preserve">    //       และค่าจาก job7Config — ทุก counter ต้องถูกอัปเดตจาก record จริง ไม่ใช่ค่าคงที่</w:t>
         <w:br/>
         <w:t xml:space="preserve">    const state = this.service.createState(ctx);</w:t>
         <w:br/>
@@ -9785,17 +9858,33 @@
         <w:br/>
         <w:t xml:space="preserve">      await this.service.step02Read(state);</w:t>
         <w:br/>
+        <w:t xml:space="preserve">      // TODO: candidate มาจากขั้นอ่านข้อมูลด้านบน — ลูปนี้จำเป็นเพราะมี branch ระดับ record</w:t>
+        <w:br/>
+        <w:t xml:space="preserve">      //       (ขั้นที่ตัดสินรายแถวจะ `continue`/`return` ออกจากรอบของ record นั้น)</w:t>
+        <w:br/>
+        <w:t xml:space="preserve">      //       เยื้องบรรทัดในลูปให้เรียบร้อยตอนคัดลอกเข้าโปรเจกต์จริง</w:t>
+        <w:br/>
+        <w:t xml:space="preserve">      for (const record of state.candidates) {</w:t>
+        <w:br/>
         <w:t xml:space="preserve">      // ขั้นที่ 3 (decision): มี sgi_compensation_documents ของ impact_process_id แล้ว?</w:t>
         <w:br/>
         <w:t xml:space="preserve">      const ok03 = await this.service.check03Document(state);</w:t>
         <w:br/>
-        <w:t xml:space="preserve">      if (!ok03) throw new JobFailedError('JOB7_STEP03', 'คงสถานะรอ sync / log pending');</w:t>
+        <w:t xml:space="preserve">      if (!ok03) { // NO → คงสถานะรอ sync / log pending</w:t>
+        <w:br/>
+        <w:t xml:space="preserve">        await this.service.mark03(state);</w:t>
+        <w:br/>
+        <w:t xml:space="preserve">        state.marked += 1;</w:t>
+        <w:br/>
+        <w:t xml:space="preserve">        continue; // ไป record ถัดไป — ไม่ใช่ error ของทั้ง job</w:t>
+        <w:br/>
+        <w:t xml:space="preserve">      }</w:t>
         <w:br/>
         <w:t xml:space="preserve">      // === transaction boundary === TODO: DB transaction ครอบการ upsert sgi_document_competitors + tracking</w:t>
         <w:br/>
         <w:t xml:space="preserve">      await this.dataSource.transaction(async (manager: EntityManager) =&gt; {</w:t>
         <w:br/>
-        <w:t xml:space="preserve">        // ขั้นที่ 4: upsert sgi_document_competitors · TODO: source_system=ALM, ผูก doc_no และ competitor_code</w:t>
+        <w:t xml:space="preserve">        // ขั้นที่ 4: upsert sgi_document_competitors · TODO: source_system = ALLMAP · ผูก doc_no และ competitor_store_code · คัดลอก brand_code มาด้วย</w:t>
         <w:br/>
         <w:t xml:space="preserve">        await this.service.step04Upsert(state, manager);</w:t>
         <w:br/>
@@ -9804,6 +9893,8 @@
         <w:t xml:space="preserve">        await this.service.step05WriteFile(state, manager);</w:t>
         <w:br/>
         <w:t xml:space="preserve">      });</w:t>
+        <w:br/>
+        <w:t xml:space="preserve">      }</w:t>
         <w:br/>
         <w:t xml:space="preserve">      return this.summarize(state, 'SUCCESS', startedAt);</w:t>
         <w:br/>
@@ -9912,7 +10003,13 @@
         <w:t xml:space="preserve">  constructor(@Inject('DATA_SOURCE') private readonly dataSource: DataSource) {}</w:t>
         <w:br/>
         <w:br/>
-        <w:t xml:space="preserve">  async runExclusive&lt;T&gt;(jobNo: string, fn: () =&gt; Promise&lt;T&gt;): Promise&lt;T | { status: 'SKIPPED_LOCKED' }&gt; {</w:t>
+        <w:t xml:space="preserve">  // period = งวดที่รอบนี้ทำงาน ('YYYY-MM') — เป็นส่วนหนึ่งของคีย์ล็อก ไม่ใช่แค่หมายเลข job</w:t>
+        <w:br/>
+        <w:t xml:space="preserve">  // (เจอจริง 2026-09-09: ล็อกด้วย jobNo อย่างเดียว = คนละงวดก็รันพร้อมกันไม่ได้</w:t>
+        <w:br/>
+        <w:t xml:space="preserve">  //  ทั้งที่เอกสารระบุว่าคนละงวดต้องรันขนานกันได้ · ส่ง period = null ถ้าต้องการล็อกทั้ง job)</w:t>
+        <w:br/>
+        <w:t xml:space="preserve">  async runExclusive&lt;T&gt;(jobNo: string, period: string | null, fn: () =&gt; Promise&lt;T&gt;): Promise&lt;T | { status: 'SKIPPED_LOCKED' }&gt; {</w:t>
         <w:br/>
         <w:t xml:space="preserve">    // TODO: ต้องใช้ QueryRunner (connection เดียวบน master) — dataSource.query() ของโปรเจกต์นี้</w:t>
         <w:br/>
@@ -9922,7 +10019,19 @@
         <w:br/>
         <w:t xml:space="preserve">    await runner.connect();</w:t>
         <w:br/>
-        <w:t xml:space="preserve">    const objectId = JOB_LOCK_KEYS[jobNo];</w:t>
+        <w:t xml:space="preserve">    // pg_try_advisory_lock(int4, int4) — objectId ต้องอยู่ในช่วง int4</w:t>
+        <w:br/>
+        <w:t xml:space="preserve">    //   ล็อกทั้ง job : objectId = JOB_LOCK_KEYS[jobNo]</w:t>
+        <w:br/>
+        <w:t xml:space="preserve">    //   ล็อกรายงวด  : ผสมงวดเข้าไปด้วย hashtext() แล้วบีบให้อยู่ในช่วงที่ปลอดภัย</w:t>
+        <w:br/>
+        <w:t xml:space="preserve">    const baseId = JOB_LOCK_KEYS[jobNo];</w:t>
+        <w:br/>
+        <w:t xml:space="preserve">    const objectId = period === null ? baseId</w:t>
+        <w:br/>
+        <w:t xml:space="preserve">      : (await runner.query('SELECT (hashtext($1) &amp; 2147483647) % 1000000 + $2 * 1000000 AS id',</w:t>
+        <w:br/>
+        <w:t xml:space="preserve">                            [period, baseId]))[0].id;</w:t>
         <w:br/>
         <w:t xml:space="preserve">    try {</w:t>
         <w:br/>
@@ -9938,7 +10047,7 @@
         <w:br/>
         <w:t xml:space="preserve">        // TODO: รอบนี้ข้ามไปเฉย ๆ ไม่ถือเป็น error และไม่ต้องส่งอีเมล</w:t>
         <w:br/>
-        <w:t xml:space="preserve">        this.logger.warn(JSON.stringify({ event: 'job.skipped.locked', jobNo }));</w:t>
+        <w:t xml:space="preserve">        this.logger.warn(JSON.stringify({ event: 'job.skipped.locked', jobNo, period }));</w:t>
         <w:br/>
         <w:t xml:space="preserve">        return { status: 'SKIPPED_LOCKED' };</w:t>
         <w:br/>
@@ -10547,7 +10656,7 @@
         <w:br/>
         <w:t>-- คอลัมน์มาจาก DDL จริงของตารางนี้ (ห้าม SELECT *) · ตรวจว่ามี index รองรับ WHERE ก่อนขึ้น prod</w:t>
         <w:br/>
-        <w:t>SELECT id, branch_th, closed_date, competitor_code, impact_process_id, name_th, opened_date, period_key, updated_at   -- ตัดคอลัมน์ที่ job นี้ไม่ได้ใช้ออก (ทั้งตารางมี 9 คอลัมน์)</w:t>
+        <w:t>SELECT id, branch_th, brand_code, closed_date, competitor_key, competitor_store_code, impact_process_id, name_en, name_th, opened_date, period_key, subzone_code   -- ตัดคอลัมน์ที่ job นี้ไม่ได้ใช้ออก (ทั้งตารางมี 14 คอลัมน์)</w:t>
         <w:br/>
         <w:t xml:space="preserve">  FROM sgi_fgi_impact_competitors</w:t>
         <w:br/>
@@ -10562,7 +10671,7 @@
         <w:br/>
         <w:t>-- คอลัมน์มาจาก DDL จริงของตารางนี้ (ห้าม SELECT *) · ตรวจว่ามี index รองรับ WHERE ก่อนขึ้น prod</w:t>
         <w:br/>
-        <w:t>SELECT id, account_month, account_year, allmap_url, approver_snapshot, created_at, created_by, current_section_code, doc_no, impact_month, impact_process_id, impacted_store_code   -- ตัดคอลัมน์ที่ job นี้ไม่ได้ใช้ออก (ทั้งตารางมี 25 คอลัมน์)</w:t>
+        <w:t>SELECT id, account_month, account_year, allmap_url, approver_snapshot, created_at, created_by, current_section_code, doc_no, impact_compensation_id, impact_month, impact_process_id   -- ตัดคอลัมน์ที่ job นี้ไม่ได้ใช้ออก (ทั้งตารางมี 26 คอลัมน์)</w:t>
         <w:br/>
         <w:t xml:space="preserve">  FROM sgi_compensation_documents</w:t>
         <w:br/>
@@ -10579,13 +10688,13 @@
         <w:br/>
         <w:t>INSERT INTO sgi_document_competitors</w:t>
         <w:br/>
-        <w:t xml:space="preserve">  (doc_no, competitor_code, source_system, branch_th, closed_date, detail, impact_date, name_th, opened_date, remark)</w:t>
-        <w:br/>
-        <w:t>VALUES ($1 /* doc_no */, $2 /* competitor_code */, $3 /* source_system */, $4 /* branch_th */, $5 /* closed_date */, $6 /* detail */, $7 /* impact_date */, $8 /* name_th */, $9 /* opened_date */, $10 /* remark */)</w:t>
-        <w:br/>
-        <w:t>ON CONFLICT (doc_no, competitor_code)   -- unique key จริงตาม DDL ของ sgi_document_competitors (ห้ามเดา)</w:t>
-        <w:br/>
-        <w:t>DO UPDATE SET source_system = EXCLUDED.source_system, branch_th = EXCLUDED.branch_th, closed_date = EXCLUDED.closed_date, detail = EXCLUDED.detail, impact_date = EXCLUDED.impact_date, name_th = EXCLUDED.name_th, opened_date = EXCLUDED.opened_date, remark = EXCLUDED.remark,</w:t>
+        <w:t xml:space="preserve">  (doc_no, source_system, branch_th, brand_code, closed_date, competitor_key, competitor_store_code, detail, impact_date, name_en, name_th, opened_date, remark, source_row_id)</w:t>
+        <w:br/>
+        <w:t>VALUES ($1 /* doc_no */, $2 /* source_system */, $3 /* branch_th */, $4 /* brand_code */, $5 /* closed_date */, $6 /* competitor_key */, $7 /* competitor_store_code */, $8 /* detail */, $9 /* impact_date */, $10 /* name_en */, $11 /* name_th */, $12 /* opened_date */, $13 /* remark */, $14 /* source_row_id */)</w:t>
+        <w:br/>
+        <w:t>ON CONFLICT (doc_no, competitor_store_code)   -- unique key จริงตาม DDL ของ sgi_document_competitors (ห้ามเดา)</w:t>
+        <w:br/>
+        <w:t>DO UPDATE SET source_system = EXCLUDED.source_system, branch_th = EXCLUDED.branch_th, brand_code = EXCLUDED.brand_code, closed_date = EXCLUDED.closed_date, competitor_key = EXCLUDED.competitor_key, detail = EXCLUDED.detail, impact_date = EXCLUDED.impact_date, name_en = EXCLUDED.name_en, name_th = EXCLUDED.name_th, opened_date = EXCLUDED.opened_date, remark = EXCLUDED.remark, source_row_id = EXCLUDED.source_row_id, subzone_code = EXCLUDED.subzone_code, zone_code = EXCLUDED.zone_code,</w:t>
         <w:br/>
         <w:t xml:space="preserve">       updated_at = NOW();</w:t>
         <w:br/>
@@ -10733,7 +10842,7 @@
         <w:br/>
         <w:t xml:space="preserve">          errorMessage: error.message,</w:t>
         <w:br/>
-        <w:t xml:space="preserve">          rerunNote: 'idempotent ด้วย doc_no + competitor_code + source_system',</w:t>
+        <w:t xml:space="preserve">          rerunNote: 'idempotent ด้วย doc_no + competitor_store_code + source_system (ALLMAP)',</w:t>
         <w:br/>
         <w:t xml:space="preserve">        },</w:t>
         <w:br/>
@@ -10769,7 +10878,7 @@
         <w:keepLines/>
       </w:pPr>
       <w:r>
-        <w:t>กติกา rerun ของ Job 7: idempotent ด้วย doc_no + competitor_code + source_system</w:t>
+        <w:t>กติกา rerun ของ Job 7: idempotent ด้วย doc_no + competitor_store_code + source_system (ALLMAP)</w:t>
       </w:r>
     </w:p>
     <w:p>
@@ -10814,13 +10923,34 @@
         <w:keepLines/>
       </w:pPr>
       <w:r>
-        <w:t xml:space="preserve">สั่งรันนอกรอบผ่าน CLI/runbook เท่านั้น (ไม่มีหน้าจอและไม่มี Job Admin API): </w:t>
+        <w:t xml:space="preserve">สั่งรันนอกรอบผ่าน CLI/runbook เท่านั้น (ไม่มีหน้าจอและไม่มี Job Admin API) — local: </w:t>
       </w:r>
       <w:r>
         <w:rPr>
           <w:rFonts w:ascii="Courier New" w:hAnsi="Courier New" w:eastAsia="Courier New" w:cs="Tahoma"/>
         </w:rPr>
-        <w:t>node dist/batch/cli.js --job=7 --period=&lt;YYYYMM&gt;</w:t>
+        <w:t>JOB_NAME=sgi-sync-competitor-to-document INPUT='{"year":2026,"month":6}' npm run start</w:t>
+      </w:r>
+      <w:r>
+        <w:t xml:space="preserve"> · AWS Batch: </w:t>
+      </w:r>
+      <w:r>
+        <w:rPr>
+          <w:rFonts w:ascii="Courier New" w:hAnsi="Courier New" w:eastAsia="Courier New" w:cs="Tahoma"/>
+        </w:rPr>
+        <w:t>node dist/main.js '{"year":2026,"month":6}' sgi-sync-competitor-to-document</w:t>
+      </w:r>
+      <w:r>
+        <w:t xml:space="preserve"> (quote เดี่ยวครอบ JSON เสมอ) · ตรวจผลด้วย </w:t>
+      </w:r>
+      <w:r>
+        <w:rPr>
+          <w:rFonts w:ascii="Courier New" w:hAnsi="Courier New" w:eastAsia="Courier New" w:cs="Tahoma"/>
+        </w:rPr>
+        <w:t>echo $?</w:t>
+      </w:r>
+      <w:r>
+        <w:t xml:space="preserve"> ต้องเป็น 0 เมื่อสำเร็จ</w:t>
       </w:r>
     </w:p>
     <w:p>
@@ -11154,7 +11284,7 @@
                 <w:rFonts w:ascii="Arial" w:hAnsi="Arial" w:eastAsia="Arial" w:cs="Tahoma"/>
                 <w:sz w:val="18"/>
               </w:rPr>
-              <w:t>upsert sgi_document_competitors (source_system=ALM, ผูก doc_no และ competitor_code)</w:t>
+              <w:t>upsert sgi_document_competitors (source_system = ALLMAP · ผูก doc_no และ competitor_store_code · คัดลอก brand_code มาด้วย)</w:t>
             </w:r>
           </w:p>
         </w:tc>

--- a/LLDD/word/Jobs/LLDD-BE-Job-7-SyncCompetitorToDocument.docx
+++ b/LLDD/word/Jobs/LLDD-BE-Job-7-SyncCompetitorToDocument.docx
@@ -343,7 +343,7 @@
         <w:keepNext w:val="0"/>
       </w:pPr>
       <w:r>
-        <w:t>บันทึกข้อมูลคู่แข่งเข้าเอกสาร: อ่านข้อมูลคู่แข่งล่าสุดจาก sgi_fgi_impact_competitors แล้วบันทึกเข้า sgi_document_competitors ผ่าน Document Service โดยตรง แทนการเขียนไฟล์ BPM06003O และ SFTP ไป BPM</w:t>
+        <w:t>บันทึกข้อมูลคู่แข่งเข้าเอกสาร: อ่านข้อมูลคู่แข่งล่าสุดจาก fgi_impact_competitors แล้วบันทึกเข้า document_competitors ผ่าน Document Service โดยตรง แทนการเขียนไฟล์ BPM06003O และ SFTP ไป BPM</w:t>
       </w:r>
     </w:p>
     <w:p>
@@ -372,7 +372,7 @@
         <w:keepLines/>
       </w:pPr>
       <w:r>
-        <w:t>Phase: C</w:t>
+        <w:t>Phase: B</w:t>
       </w:r>
     </w:p>
     <w:p>
@@ -381,7 +381,7 @@
         <w:keepLines/>
       </w:pPr>
       <w:r>
-        <w:t>Output: sgi_document_competitors (DB)</w:t>
+        <w:t>Output: document_competitors (DB)</w:t>
       </w:r>
     </w:p>
     <w:p>
@@ -3390,7 +3390,7 @@
                 <w:rFonts w:ascii="Arial" w:hAnsi="Arial" w:eastAsia="Arial" w:cs="Tahoma"/>
                 <w:sz w:val="18"/>
               </w:rPr>
-              <w:t>อ่านคู่แข่งงวดล่าสุดต่อร้านจาก sgi_fgi_impact_competitors (dense rank ตามงวดต้นทางของคู่แข่ง)</w:t>
+              <w:t>อ่านคู่แข่งงวดล่าสุดต่อร้านจาก fgi_impact_competitors (dense rank ตามงวดต้นทางของคู่แข่ง)</w:t>
             </w:r>
           </w:p>
         </w:tc>
@@ -3445,7 +3445,7 @@
                 <w:rFonts w:ascii="Arial" w:hAnsi="Arial" w:eastAsia="Arial" w:cs="Tahoma"/>
                 <w:sz w:val="18"/>
               </w:rPr>
-              <w:t>มี sgi_compensation_documents ของ impact_process_id แล้ว? | No: คงสถานะรอ sync / log pending</w:t>
+              <w:t>มี compensation_documents ของ impact_process_id แล้ว? | No: คงสถานะรอ sync / log pending</w:t>
             </w:r>
           </w:p>
         </w:tc>
@@ -3500,7 +3500,7 @@
                 <w:rFonts w:ascii="Arial" w:hAnsi="Arial" w:eastAsia="Arial" w:cs="Tahoma"/>
                 <w:sz w:val="18"/>
               </w:rPr>
-              <w:t>upsert sgi_document_competitors (source_system = ALLMAP · ผูก doc_no และ competitor_store_code · คัดลอก brand_code มาด้วย)</w:t>
+              <w:t>upsert document_competitors (source_system=ALM, ผูก doc_no และ competitor_code)</w:t>
             </w:r>
           </w:p>
         </w:tc>
@@ -3555,7 +3555,7 @@
                 <w:rFonts w:ascii="Arial" w:hAnsi="Arial" w:eastAsia="Arial" w:cs="Tahoma"/>
                 <w:sz w:val="18"/>
               </w:rPr>
-              <w:t>insert sgi_interface_transactions: data_name = IMPACT_COMPETITOR · direction = INTERNAL · status = COMPLETED (ไม่สร้างไฟล์ BPM06003O แล้ว — เขียน DB ตรงจึงไม่มี ACK ให้รอ)</w:t>
+              <w:t>บันทึก interface_transactions เป็น INTERNAL_DB_WRITE (ไม่สร้างไฟล์ BPM06003O)</w:t>
             </w:r>
           </w:p>
         </w:tc>
@@ -4577,7 +4577,7 @@
                 <w:rFonts w:ascii="Arial" w:hAnsi="Arial" w:eastAsia="Arial" w:cs="Tahoma"/>
                 <w:sz w:val="18"/>
               </w:rPr>
-              <w:t>0 18 7-31 * *</w:t>
+              <w:t>30 17 7-31 * *</w:t>
             </w:r>
           </w:p>
         </w:tc>
@@ -4627,15 +4627,7 @@
                 <w:rFonts w:ascii="Arial" w:hAnsi="Arial" w:eastAsia="Arial" w:cs="Tahoma"/>
                 <w:sz w:val="18"/>
               </w:rPr>
-              <w:t xml:space="preserve">เหลื่อมหลัง Job 8 (17:30) เพราะต้องรอ doc_no · </w:t>
-            </w:r>
-            <w:r>
-              <w:rPr>
-                <w:rFonts w:ascii="Arial" w:hAnsi="Arial" w:eastAsia="Arial" w:cs="Tahoma"/>
-                <w:b/>
-                <w:sz w:val="18"/>
-              </w:rPr>
-              <w:t>เวลาเหลื่อมไม่ใช่การรับประกัน — ต้องตั้ง dependency ที่ AWS Batch</w:t>
+              <w:t>ใช้รอบเดิม แต่ปลายทางเป็น DB ภายใน</w:t>
             </w:r>
           </w:p>
         </w:tc>
@@ -4690,7 +4682,7 @@
                 <w:rFonts w:ascii="Arial" w:hAnsi="Arial" w:eastAsia="Arial" w:cs="Tahoma"/>
                 <w:sz w:val="18"/>
               </w:rPr>
-              <w:t>sgi_document_competitors</w:t>
+              <w:t>document_competitors</w:t>
             </w:r>
           </w:p>
         </w:tc>
@@ -4740,7 +4732,7 @@
                 <w:rFonts w:ascii="Arial" w:hAnsi="Arial" w:eastAsia="Arial" w:cs="Tahoma"/>
                 <w:sz w:val="18"/>
               </w:rPr>
-              <w:t>upsert ด้วย doc_no / competitor_store_code · source_system = ALLMAP (ค่า canonical ค่าเดียวทั้งระบบ)</w:t>
+              <w:t>upsert ด้วย doc_no / competitor_code / source_system=ALM</w:t>
             </w:r>
           </w:p>
         </w:tc>
@@ -5794,7 +5786,7 @@
       <w:r>
         <w:drawing>
           <wp:inline xmlns:a="http://schemas.openxmlformats.org/drawingml/2006/main" xmlns:pic="http://schemas.openxmlformats.org/drawingml/2006/picture">
-            <wp:extent cx="5669280" cy="3049386"/>
+            <wp:extent cx="5669280" cy="3257057"/>
             <wp:docPr id="2" name="Picture 2"/>
             <wp:cNvGraphicFramePr>
               <a:graphicFrameLocks noChangeAspect="1"/>
@@ -5815,7 +5807,7 @@
                   <pic:spPr>
                     <a:xfrm>
                       <a:off x="0" y="0"/>
-                      <a:ext cx="5669280" cy="3049386"/>
+                      <a:ext cx="5669280" cy="3257057"/>
                     </a:xfrm>
                     <a:prstGeom prst="rect"/>
                   </pic:spPr>
@@ -5966,7 +5958,7 @@
                 <w:rFonts w:ascii="Arial" w:hAnsi="Arial" w:eastAsia="Arial" w:cs="Tahoma"/>
                 <w:sz w:val="18"/>
               </w:rPr>
-              <w:t>sgi_fgi_impact_competitors</w:t>
+              <w:t>fgi_impact_competitors</w:t>
             </w:r>
           </w:p>
         </w:tc>
@@ -6046,7 +6038,7 @@
                 <w:rFonts w:ascii="Arial" w:hAnsi="Arial" w:eastAsia="Arial" w:cs="Tahoma"/>
                 <w:sz w:val="18"/>
               </w:rPr>
-              <w:t>sgi_compensation_documents</w:t>
+              <w:t>compensation_documents</w:t>
             </w:r>
           </w:p>
         </w:tc>
@@ -6126,7 +6118,7 @@
                 <w:rFonts w:ascii="Arial" w:hAnsi="Arial" w:eastAsia="Arial" w:cs="Tahoma"/>
                 <w:sz w:val="18"/>
               </w:rPr>
-              <w:t>sgi_document_competitors</w:t>
+              <w:t>document_competitors</w:t>
             </w:r>
           </w:p>
         </w:tc>
@@ -6206,7 +6198,7 @@
                 <w:rFonts w:ascii="Arial" w:hAnsi="Arial" w:eastAsia="Arial" w:cs="Tahoma"/>
                 <w:sz w:val="18"/>
               </w:rPr>
-              <w:t>sgi_interface_transactions</w:t>
+              <w:t>interface_transactions</w:t>
             </w:r>
           </w:p>
         </w:tc>
@@ -6256,7 +6248,7 @@
                 <w:rFonts w:ascii="Arial" w:hAnsi="Arial" w:eastAsia="Arial" w:cs="Tahoma"/>
                 <w:sz w:val="18"/>
               </w:rPr>
-              <w:t>tracking ภายใน: direction=INTERNAL · status=COMPLETED (ไม่มี ACK ให้รอเพราะเขียน DB ตรง)</w:t>
+              <w:t>tracking ภายใน type=INTERNAL_DB_WRITE</w:t>
             </w:r>
           </w:p>
         </w:tc>
